--- a/assignments/GGS662_assignment_1.docx
+++ b/assignments/GGS662_assignment_1.docx
@@ -28,7 +28,7 @@
           <w:szCs w:val="28"/>
           <w:u w:val="single"/>
         </w:rPr>
-        <w:t>Research</w:t>
+        <w:t>Conceptualizing</w:t>
       </w:r>
       <w:r>
         <w:rPr>
@@ -37,7 +37,7 @@
           <w:szCs w:val="28"/>
           <w:u w:val="single"/>
         </w:rPr>
-        <w:t>ing</w:t>
+        <w:t xml:space="preserve"> an agentic </w:t>
       </w:r>
       <w:r>
         <w:rPr>
@@ -46,7 +46,7 @@
           <w:szCs w:val="28"/>
           <w:u w:val="single"/>
         </w:rPr>
-        <w:t xml:space="preserve"> an agentic </w:t>
+        <w:t xml:space="preserve">autonomous GIS </w:t>
       </w:r>
       <w:r>
         <w:rPr>
@@ -64,7 +64,7 @@
           <w:szCs w:val="28"/>
           <w:u w:val="single"/>
         </w:rPr>
-        <w:t xml:space="preserve"> application </w:t>
+        <w:t xml:space="preserve"> </w:t>
       </w:r>
     </w:p>
     <w:p>
@@ -177,16 +177,38 @@
         <w:rPr>
           <w:rFonts w:ascii="Times New Roman" w:hAnsi="Times New Roman" w:cs="Times New Roman"/>
         </w:rPr>
-        <w:t xml:space="preserve"> Agentic </w:t>
-      </w:r>
-      <w:proofErr w:type="spellStart"/>
-      <w:r>
-        <w:rPr>
-          <w:rFonts w:ascii="Times New Roman" w:hAnsi="Times New Roman" w:cs="Times New Roman"/>
-        </w:rPr>
-        <w:t>GeoAI</w:t>
-      </w:r>
-      <w:proofErr w:type="spellEnd"/>
+        <w:t xml:space="preserve"> Agentic GeoAI </w:t>
+      </w:r>
+      <w:r>
+        <w:rPr>
+          <w:rFonts w:ascii="Times New Roman" w:hAnsi="Times New Roman" w:cs="Times New Roman"/>
+        </w:rPr>
+        <w:t xml:space="preserve">framework </w:t>
+      </w:r>
+      <w:r>
+        <w:rPr>
+          <w:rFonts w:ascii="Times New Roman" w:hAnsi="Times New Roman" w:cs="Times New Roman"/>
+        </w:rPr>
+        <w:t xml:space="preserve">(e.g., an autonomous GIS framework) </w:t>
+      </w:r>
+      <w:r>
+        <w:rPr>
+          <w:rFonts w:ascii="Times New Roman" w:hAnsi="Times New Roman" w:cs="Times New Roman"/>
+        </w:rPr>
+        <w:t>to your own academic</w:t>
+      </w:r>
+      <w:r>
+        <w:rPr>
+          <w:rFonts w:ascii="Times New Roman" w:hAnsi="Times New Roman" w:cs="Times New Roman"/>
+        </w:rPr>
+        <w:t xml:space="preserve"> or</w:t>
+      </w:r>
+      <w:r>
+        <w:rPr>
+          <w:rFonts w:ascii="Times New Roman" w:hAnsi="Times New Roman" w:cs="Times New Roman"/>
+        </w:rPr>
+        <w:t xml:space="preserve"> professional</w:t>
+      </w:r>
       <w:r>
         <w:rPr>
           <w:rFonts w:ascii="Times New Roman" w:hAnsi="Times New Roman" w:cs="Times New Roman"/>
@@ -197,37 +219,13 @@
         <w:rPr>
           <w:rFonts w:ascii="Times New Roman" w:hAnsi="Times New Roman" w:cs="Times New Roman"/>
         </w:rPr>
-        <w:t xml:space="preserve">framework </w:t>
-      </w:r>
-      <w:r>
-        <w:rPr>
-          <w:rFonts w:ascii="Times New Roman" w:hAnsi="Times New Roman" w:cs="Times New Roman"/>
-        </w:rPr>
-        <w:t>to your own academic</w:t>
-      </w:r>
-      <w:r>
-        <w:rPr>
-          <w:rFonts w:ascii="Times New Roman" w:hAnsi="Times New Roman" w:cs="Times New Roman"/>
-        </w:rPr>
-        <w:t xml:space="preserve"> or</w:t>
-      </w:r>
-      <w:r>
-        <w:rPr>
-          <w:rFonts w:ascii="Times New Roman" w:hAnsi="Times New Roman" w:cs="Times New Roman"/>
-        </w:rPr>
-        <w:t xml:space="preserve"> professional</w:t>
-      </w:r>
-      <w:r>
-        <w:rPr>
-          <w:rFonts w:ascii="Times New Roman" w:hAnsi="Times New Roman" w:cs="Times New Roman"/>
-        </w:rPr>
-        <w:t xml:space="preserve"> </w:t>
-      </w:r>
-      <w:r>
-        <w:rPr>
-          <w:rFonts w:ascii="Times New Roman" w:hAnsi="Times New Roman" w:cs="Times New Roman"/>
-        </w:rPr>
         <w:t xml:space="preserve">research interests. </w:t>
+      </w:r>
+      <w:r>
+        <w:rPr>
+          <w:rFonts w:ascii="Times New Roman" w:hAnsi="Times New Roman" w:cs="Times New Roman"/>
+        </w:rPr>
+        <w:t xml:space="preserve">You can begin by thinking about the tasks you have carried out manually that could subsequently be automated by an agent. </w:t>
       </w:r>
     </w:p>
     <w:p>
@@ -247,7 +245,19 @@
         <w:rPr>
           <w:rFonts w:ascii="Times New Roman" w:hAnsi="Times New Roman" w:cs="Times New Roman"/>
         </w:rPr>
-        <w:t>introduce your background, formulate a meaningful geographic research problem, and propose a small agentic application that could be developed further in this class</w:t>
+        <w:t xml:space="preserve">introduce your background, formulate a meaningful geographic research problem, and propose a small agentic </w:t>
+      </w:r>
+      <w:r>
+        <w:rPr>
+          <w:rFonts w:ascii="Times New Roman" w:hAnsi="Times New Roman" w:cs="Times New Roman"/>
+        </w:rPr>
+        <w:t xml:space="preserve">(autonomous GIS) </w:t>
+      </w:r>
+      <w:r>
+        <w:rPr>
+          <w:rFonts w:ascii="Times New Roman" w:hAnsi="Times New Roman" w:cs="Times New Roman"/>
+        </w:rPr>
+        <w:t>application that could be developed further in this class</w:t>
       </w:r>
       <w:r>
         <w:rPr>
@@ -273,7 +283,129 @@
         <w:rPr>
           <w:rFonts w:ascii="Times New Roman" w:hAnsi="Times New Roman" w:cs="Times New Roman"/>
         </w:rPr>
-        <w:t>The emphasis is on thoughtful problem formulation and responsible system design, not on building a finished application. Your proposal should make clear which decisions belong to the human researcher, which tasks could reasonably be delegated to an agent, and how you would determine whether the resulting analysis is correct and defensible.</w:t>
+        <w:t xml:space="preserve">The emphasis is on thoughtful problem formulation and </w:t>
+      </w:r>
+      <w:r>
+        <w:rPr>
+          <w:rFonts w:ascii="Times New Roman" w:hAnsi="Times New Roman" w:cs="Times New Roman"/>
+        </w:rPr>
+        <w:t xml:space="preserve">a possible </w:t>
+      </w:r>
+      <w:r>
+        <w:rPr>
+          <w:rFonts w:ascii="Times New Roman" w:hAnsi="Times New Roman" w:cs="Times New Roman"/>
+        </w:rPr>
+        <w:t>design</w:t>
+      </w:r>
+      <w:r>
+        <w:rPr>
+          <w:rFonts w:ascii="Times New Roman" w:hAnsi="Times New Roman" w:cs="Times New Roman"/>
+        </w:rPr>
+        <w:t xml:space="preserve"> approach</w:t>
+      </w:r>
+      <w:r>
+        <w:rPr>
+          <w:rFonts w:ascii="Times New Roman" w:hAnsi="Times New Roman" w:cs="Times New Roman"/>
+        </w:rPr>
+        <w:t>, not on building a finished application</w:t>
+      </w:r>
+      <w:r>
+        <w:rPr>
+          <w:rFonts w:ascii="Times New Roman" w:hAnsi="Times New Roman" w:cs="Times New Roman"/>
+        </w:rPr>
+        <w:t>. Moreover, grading will not be strict on architectural considerations</w:t>
+      </w:r>
+      <w:r>
+        <w:rPr>
+          <w:rFonts w:ascii="Times New Roman" w:hAnsi="Times New Roman" w:cs="Times New Roman"/>
+        </w:rPr>
+        <w:t>,</w:t>
+      </w:r>
+      <w:r>
+        <w:rPr>
+          <w:rFonts w:ascii="Times New Roman" w:hAnsi="Times New Roman" w:cs="Times New Roman"/>
+        </w:rPr>
+        <w:t xml:space="preserve"> as we have not covered that in class yet (this </w:t>
+      </w:r>
+      <w:r>
+        <w:rPr>
+          <w:rFonts w:ascii="Times New Roman" w:hAnsi="Times New Roman" w:cs="Times New Roman"/>
+        </w:rPr>
+        <w:t xml:space="preserve">assignment </w:t>
+      </w:r>
+      <w:r>
+        <w:rPr>
+          <w:rFonts w:ascii="Times New Roman" w:hAnsi="Times New Roman" w:cs="Times New Roman"/>
+        </w:rPr>
+        <w:t>is more about developing a concept/idea)</w:t>
+      </w:r>
+      <w:r>
+        <w:rPr>
+          <w:rFonts w:ascii="Times New Roman" w:hAnsi="Times New Roman" w:cs="Times New Roman"/>
+        </w:rPr>
+        <w:t xml:space="preserve">. </w:t>
+      </w:r>
+    </w:p>
+    <w:p>
+      <w:pPr>
+        <w:jc w:val="both"/>
+        <w:rPr>
+          <w:rFonts w:ascii="Times New Roman" w:hAnsi="Times New Roman" w:cs="Times New Roman"/>
+        </w:rPr>
+      </w:pPr>
+      <w:r>
+        <w:rPr>
+          <w:rFonts w:ascii="Times New Roman" w:hAnsi="Times New Roman" w:cs="Times New Roman"/>
+        </w:rPr>
+        <w:t>Your proposal should make clear which decisions belong to the human researcher</w:t>
+      </w:r>
+      <w:r>
+        <w:rPr>
+          <w:rFonts w:ascii="Times New Roman" w:hAnsi="Times New Roman" w:cs="Times New Roman"/>
+        </w:rPr>
+        <w:t xml:space="preserve"> and</w:t>
+      </w:r>
+      <w:r>
+        <w:rPr>
+          <w:rFonts w:ascii="Times New Roman" w:hAnsi="Times New Roman" w:cs="Times New Roman"/>
+        </w:rPr>
+        <w:t xml:space="preserve"> which tasks could reasonably be delegated to an </w:t>
+      </w:r>
+      <w:r>
+        <w:rPr>
+          <w:rFonts w:ascii="Times New Roman" w:hAnsi="Times New Roman" w:cs="Times New Roman"/>
+        </w:rPr>
+        <w:t xml:space="preserve">autonomous </w:t>
+      </w:r>
+      <w:r>
+        <w:rPr>
+          <w:rFonts w:ascii="Times New Roman" w:hAnsi="Times New Roman" w:cs="Times New Roman"/>
+        </w:rPr>
+        <w:t>agent</w:t>
+      </w:r>
+      <w:r>
+        <w:rPr>
+          <w:rFonts w:ascii="Times New Roman" w:hAnsi="Times New Roman" w:cs="Times New Roman"/>
+        </w:rPr>
+        <w:t xml:space="preserve">. Also consider </w:t>
+      </w:r>
+      <w:r>
+        <w:rPr>
+          <w:rFonts w:ascii="Times New Roman" w:hAnsi="Times New Roman" w:cs="Times New Roman"/>
+        </w:rPr>
+        <w:t xml:space="preserve">how you </w:t>
+      </w:r>
+      <w:r>
+        <w:rPr>
+          <w:rFonts w:ascii="Times New Roman" w:hAnsi="Times New Roman" w:cs="Times New Roman"/>
+        </w:rPr>
+        <w:t xml:space="preserve">may need to </w:t>
+      </w:r>
+      <w:r>
+        <w:rPr>
+          <w:rFonts w:ascii="Times New Roman" w:hAnsi="Times New Roman" w:cs="Times New Roman"/>
+        </w:rPr>
+        <w:t>determine whether the resulting analysis is correct and defensible.</w:t>
       </w:r>
     </w:p>
     <w:p>
@@ -366,7 +498,7 @@
               <w:rPr>
                 <w:rFonts w:ascii="Times New Roman" w:hAnsi="Times New Roman" w:cs="Times New Roman"/>
               </w:rPr>
-              <w:t>Objective and stopping condition</w:t>
+              <w:t xml:space="preserve">Objective </w:t>
             </w:r>
           </w:p>
         </w:tc>
@@ -387,7 +519,7 @@
               <w:rPr>
                 <w:rFonts w:ascii="Times New Roman" w:hAnsi="Times New Roman" w:cs="Times New Roman"/>
               </w:rPr>
-              <w:t>What specific outcome should the agent produce, and how will it know the task is finished?</w:t>
+              <w:t>What specific outcome should the agent produce?</w:t>
             </w:r>
           </w:p>
         </w:tc>
@@ -410,7 +542,7 @@
               <w:rPr>
                 <w:rFonts w:ascii="Times New Roman" w:hAnsi="Times New Roman" w:cs="Times New Roman"/>
               </w:rPr>
-              <w:t>User and decision context</w:t>
+              <w:t>User context</w:t>
             </w:r>
           </w:p>
         </w:tc>
@@ -431,7 +563,31 @@
               <w:rPr>
                 <w:rFonts w:ascii="Times New Roman" w:hAnsi="Times New Roman" w:cs="Times New Roman"/>
               </w:rPr>
-              <w:t>Who will use the output, and what decision or research activity will it support?</w:t>
+              <w:t xml:space="preserve">Who will use the </w:t>
+            </w:r>
+            <w:r>
+              <w:rPr>
+                <w:rFonts w:ascii="Times New Roman" w:hAnsi="Times New Roman" w:cs="Times New Roman"/>
+              </w:rPr>
+              <w:t xml:space="preserve">system and expected </w:t>
+            </w:r>
+            <w:r>
+              <w:rPr>
+                <w:rFonts w:ascii="Times New Roman" w:hAnsi="Times New Roman" w:cs="Times New Roman"/>
+              </w:rPr>
+              <w:t>output</w:t>
+            </w:r>
+            <w:r>
+              <w:rPr>
+                <w:rFonts w:ascii="Times New Roman" w:hAnsi="Times New Roman" w:cs="Times New Roman"/>
+              </w:rPr>
+              <w:t xml:space="preserve">? What </w:t>
+            </w:r>
+            <w:r>
+              <w:rPr>
+                <w:rFonts w:ascii="Times New Roman" w:hAnsi="Times New Roman" w:cs="Times New Roman"/>
+              </w:rPr>
+              <w:t>decision or research activity will it support?</w:t>
             </w:r>
           </w:p>
         </w:tc>
@@ -454,7 +610,7 @@
               <w:rPr>
                 <w:rFonts w:ascii="Times New Roman" w:hAnsi="Times New Roman" w:cs="Times New Roman"/>
               </w:rPr>
-              <w:t>Inputs and provenance</w:t>
+              <w:t xml:space="preserve">Inputs </w:t>
             </w:r>
           </w:p>
         </w:tc>
@@ -475,7 +631,7 @@
               <w:rPr>
                 <w:rFonts w:ascii="Times New Roman" w:hAnsi="Times New Roman" w:cs="Times New Roman"/>
               </w:rPr>
-              <w:t>Which spatial and non-spatial data are required? Where do they come from, and what quality or licensing issues matter?</w:t>
+              <w:t xml:space="preserve">Which spatial and non-spatial data are required? </w:t>
             </w:r>
           </w:p>
         </w:tc>
@@ -498,7 +654,13 @@
               <w:rPr>
                 <w:rFonts w:ascii="Times New Roman" w:hAnsi="Times New Roman" w:cs="Times New Roman"/>
               </w:rPr>
-              <w:t>Agent workflow</w:t>
+              <w:t>W</w:t>
+            </w:r>
+            <w:r>
+              <w:rPr>
+                <w:rFonts w:ascii="Times New Roman" w:hAnsi="Times New Roman" w:cs="Times New Roman"/>
+              </w:rPr>
+              <w:t>orkflow</w:t>
             </w:r>
           </w:p>
         </w:tc>
@@ -519,7 +681,19 @@
               <w:rPr>
                 <w:rFonts w:ascii="Times New Roman" w:hAnsi="Times New Roman" w:cs="Times New Roman"/>
               </w:rPr>
-              <w:t>Show the sequence of planning, acting, observing results, validating, and revising or stopping.</w:t>
+              <w:t>What might be a possible conceptual</w:t>
+            </w:r>
+            <w:r>
+              <w:rPr>
+                <w:rFonts w:ascii="Times New Roman" w:hAnsi="Times New Roman" w:cs="Times New Roman"/>
+              </w:rPr>
+              <w:t xml:space="preserve"> sequence of </w:t>
+            </w:r>
+            <w:r>
+              <w:rPr>
+                <w:rFonts w:ascii="Times New Roman" w:hAnsi="Times New Roman" w:cs="Times New Roman"/>
+              </w:rPr>
+              <w:t>automation for your chosen problem?</w:t>
             </w:r>
           </w:p>
         </w:tc>
@@ -563,7 +737,25 @@
               <w:rPr>
                 <w:rFonts w:ascii="Times New Roman" w:hAnsi="Times New Roman" w:cs="Times New Roman"/>
               </w:rPr>
-              <w:t>Which GIS operations, code libraries, databases, APIs, models, or other tools may the agent use?</w:t>
+              <w:t>W</w:t>
+            </w:r>
+            <w:r>
+              <w:rPr>
+                <w:rFonts w:ascii="Times New Roman" w:hAnsi="Times New Roman" w:cs="Times New Roman"/>
+              </w:rPr>
+              <w:t xml:space="preserve">hich GIS operations, code libraries, databases, APIs, models, or other tools may </w:t>
+            </w:r>
+            <w:r>
+              <w:rPr>
+                <w:rFonts w:ascii="Times New Roman" w:hAnsi="Times New Roman" w:cs="Times New Roman"/>
+              </w:rPr>
+              <w:t>be utilized</w:t>
+            </w:r>
+            <w:r>
+              <w:rPr>
+                <w:rFonts w:ascii="Times New Roman" w:hAnsi="Times New Roman" w:cs="Times New Roman"/>
+              </w:rPr>
+              <w:t>?</w:t>
             </w:r>
           </w:p>
         </w:tc>
@@ -607,7 +799,31 @@
               <w:rPr>
                 <w:rFonts w:ascii="Times New Roman" w:hAnsi="Times New Roman" w:cs="Times New Roman"/>
               </w:rPr>
-              <w:t>Which bounded tasks may be delegated, and which scientific, ethical, or interpretive decisions must remain with a person?</w:t>
+              <w:t>Which tasks may be delegated</w:t>
+            </w:r>
+            <w:r>
+              <w:rPr>
+                <w:rFonts w:ascii="Times New Roman" w:hAnsi="Times New Roman" w:cs="Times New Roman"/>
+              </w:rPr>
+              <w:t>? What</w:t>
+            </w:r>
+            <w:r>
+              <w:rPr>
+                <w:rFonts w:ascii="Times New Roman" w:hAnsi="Times New Roman" w:cs="Times New Roman"/>
+              </w:rPr>
+              <w:t xml:space="preserve"> decisions must remain with a </w:t>
+            </w:r>
+            <w:r>
+              <w:rPr>
+                <w:rFonts w:ascii="Times New Roman" w:hAnsi="Times New Roman" w:cs="Times New Roman"/>
+              </w:rPr>
+              <w:t>human</w:t>
+            </w:r>
+            <w:r>
+              <w:rPr>
+                <w:rFonts w:ascii="Times New Roman" w:hAnsi="Times New Roman" w:cs="Times New Roman"/>
+              </w:rPr>
+              <w:t>?</w:t>
             </w:r>
           </w:p>
         </w:tc>
@@ -630,7 +846,7 @@
               <w:rPr>
                 <w:rFonts w:ascii="Times New Roman" w:hAnsi="Times New Roman" w:cs="Times New Roman"/>
               </w:rPr>
-              <w:t>Outputs and claim boundary</w:t>
+              <w:t xml:space="preserve">Outputs </w:t>
             </w:r>
           </w:p>
         </w:tc>
@@ -707,7 +923,7 @@
               <w:rPr>
                 <w:rFonts w:ascii="Times New Roman" w:hAnsi="Times New Roman" w:cs="Times New Roman"/>
               </w:rPr>
-              <w:t>What automated checks, independent calculations, visual inspections, comparison data, or expert review would provide evidence that the result is correct?</w:t>
+              <w:t>What automated checks would provide evidence that the result is correct?</w:t>
             </w:r>
           </w:p>
         </w:tc>
@@ -730,7 +946,7 @@
               <w:rPr>
                 <w:rFonts w:ascii="Times New Roman" w:hAnsi="Times New Roman" w:cs="Times New Roman"/>
               </w:rPr>
-              <w:t>Failure modes and safeguards</w:t>
+              <w:t xml:space="preserve">Failure modes </w:t>
             </w:r>
           </w:p>
         </w:tc>
@@ -751,7 +967,31 @@
               <w:rPr>
                 <w:rFonts w:ascii="Times New Roman" w:hAnsi="Times New Roman" w:cs="Times New Roman"/>
               </w:rPr>
-              <w:t>How could the workflow fail through bad data, hallucinated information, spatial error, bias, privacy issues, unsafe actions, or misleading communication? How will these risks be limited?</w:t>
+              <w:t>How could the workflow fail through bad data, hallucinat</w:t>
+            </w:r>
+            <w:r>
+              <w:rPr>
+                <w:rFonts w:ascii="Times New Roman" w:hAnsi="Times New Roman" w:cs="Times New Roman"/>
+              </w:rPr>
+              <w:t>ions</w:t>
+            </w:r>
+            <w:r>
+              <w:rPr>
+                <w:rFonts w:ascii="Times New Roman" w:hAnsi="Times New Roman" w:cs="Times New Roman"/>
+              </w:rPr>
+              <w:t xml:space="preserve">, bias, or </w:t>
+            </w:r>
+            <w:r>
+              <w:rPr>
+                <w:rFonts w:ascii="Times New Roman" w:hAnsi="Times New Roman" w:cs="Times New Roman"/>
+              </w:rPr>
+              <w:t>other issues</w:t>
+            </w:r>
+            <w:r>
+              <w:rPr>
+                <w:rFonts w:ascii="Times New Roman" w:hAnsi="Times New Roman" w:cs="Times New Roman"/>
+              </w:rPr>
+              <w:t>? How will these risks be limited?</w:t>
             </w:r>
           </w:p>
         </w:tc>
@@ -795,7 +1035,31 @@
               <w:rPr>
                 <w:rFonts w:ascii="Times New Roman" w:hAnsi="Times New Roman" w:cs="Times New Roman"/>
               </w:rPr>
-              <w:t>How will you keep the prototype feasible, reproducible, and economical in its use of model tokens, web searches, tools, and data?</w:t>
+              <w:t>How will you keep the prototype feasible</w:t>
+            </w:r>
+            <w:r>
+              <w:rPr>
+                <w:rFonts w:ascii="Times New Roman" w:hAnsi="Times New Roman" w:cs="Times New Roman"/>
+              </w:rPr>
+              <w:t xml:space="preserve"> with </w:t>
+            </w:r>
+            <w:r>
+              <w:rPr>
+                <w:rFonts w:ascii="Times New Roman" w:hAnsi="Times New Roman" w:cs="Times New Roman"/>
+              </w:rPr>
+              <w:t xml:space="preserve">economical </w:t>
+            </w:r>
+            <w:r>
+              <w:rPr>
+                <w:rFonts w:ascii="Times New Roman" w:hAnsi="Times New Roman" w:cs="Times New Roman"/>
+              </w:rPr>
+              <w:t xml:space="preserve">use of </w:t>
+            </w:r>
+            <w:r>
+              <w:rPr>
+                <w:rFonts w:ascii="Times New Roman" w:hAnsi="Times New Roman" w:cs="Times New Roman"/>
+              </w:rPr>
+              <w:t>model tokens?</w:t>
             </w:r>
           </w:p>
         </w:tc>
@@ -874,7 +1138,31 @@
         <w:rPr>
           <w:rFonts w:ascii="Times New Roman" w:hAnsi="Times New Roman" w:cs="Times New Roman"/>
         </w:rPr>
-        <w:t>tudents remain responsible for understanding, testing, validating and documenting all submitted material. The paper must include a brief AI-use statement identifying the tools used and explaining how they contributed. Undisclosed AI-generated material, fabricated citations</w:t>
+        <w:t>tudents remain responsible for understanding, testing, validating</w:t>
+      </w:r>
+      <w:r>
+        <w:rPr>
+          <w:rFonts w:ascii="Times New Roman" w:hAnsi="Times New Roman" w:cs="Times New Roman"/>
+        </w:rPr>
+        <w:t>,</w:t>
+      </w:r>
+      <w:r>
+        <w:rPr>
+          <w:rFonts w:ascii="Times New Roman" w:hAnsi="Times New Roman" w:cs="Times New Roman"/>
+        </w:rPr>
+        <w:t xml:space="preserve"> and documenting all submitted material. The </w:t>
+      </w:r>
+      <w:r>
+        <w:rPr>
+          <w:rFonts w:ascii="Times New Roman" w:hAnsi="Times New Roman" w:cs="Times New Roman"/>
+        </w:rPr>
+        <w:t>presentation</w:t>
+      </w:r>
+      <w:r>
+        <w:rPr>
+          <w:rFonts w:ascii="Times New Roman" w:hAnsi="Times New Roman" w:cs="Times New Roman"/>
+        </w:rPr>
+        <w:t xml:space="preserve"> must include a brief AI-use statement identifying the tools used and explaining how they contributed. Undisclosed AI-generated material, fabricated citations</w:t>
       </w:r>
       <w:r>
         <w:rPr>
@@ -1054,7 +1342,13 @@
               <w:rPr>
                 <w:rFonts w:ascii="Times New Roman" w:hAnsi="Times New Roman" w:cs="Times New Roman"/>
               </w:rPr>
-              <w:t>15%</w:t>
+              <w:t>20</w:t>
+            </w:r>
+            <w:r>
+              <w:rPr>
+                <w:rFonts w:ascii="Times New Roman" w:hAnsi="Times New Roman" w:cs="Times New Roman"/>
+              </w:rPr>
+              <w:t>%</w:t>
             </w:r>
           </w:p>
         </w:tc>
@@ -1143,7 +1437,7 @@
               <w:rPr>
                 <w:rFonts w:ascii="Times New Roman" w:hAnsi="Times New Roman" w:cs="Times New Roman"/>
               </w:rPr>
-              <w:t>25%</w:t>
+              <w:t>20%</w:t>
             </w:r>
           </w:p>
         </w:tc>
@@ -1166,7 +1460,19 @@
               <w:rPr>
                 <w:rFonts w:ascii="Times New Roman" w:hAnsi="Times New Roman" w:cs="Times New Roman"/>
               </w:rPr>
-              <w:t>Agentic framework</w:t>
+              <w:t xml:space="preserve">Agentic </w:t>
+            </w:r>
+            <w:r>
+              <w:rPr>
+                <w:rFonts w:ascii="Times New Roman" w:hAnsi="Times New Roman" w:cs="Times New Roman"/>
+              </w:rPr>
+              <w:t xml:space="preserve">autonomous </w:t>
+            </w:r>
+            <w:r>
+              <w:rPr>
+                <w:rFonts w:ascii="Times New Roman" w:hAnsi="Times New Roman" w:cs="Times New Roman"/>
+              </w:rPr>
+              <w:t>framework</w:t>
             </w:r>
           </w:p>
         </w:tc>
@@ -1187,7 +1493,19 @@
               <w:rPr>
                 <w:rFonts w:ascii="Times New Roman" w:hAnsi="Times New Roman" w:cs="Times New Roman"/>
               </w:rPr>
-              <w:t>The proposed workflow clearly defines inputs, tools, agent actions, human responsibilities, outputs, and a stopping condition.</w:t>
+              <w:t>The proposed workflow clearly defines inputs, tools, agent actions, human responsibilities</w:t>
+            </w:r>
+            <w:r>
+              <w:rPr>
+                <w:rFonts w:ascii="Times New Roman" w:hAnsi="Times New Roman" w:cs="Times New Roman"/>
+              </w:rPr>
+              <w:t xml:space="preserve"> and </w:t>
+            </w:r>
+            <w:r>
+              <w:rPr>
+                <w:rFonts w:ascii="Times New Roman" w:hAnsi="Times New Roman" w:cs="Times New Roman"/>
+              </w:rPr>
+              <w:t>outputs.</w:t>
             </w:r>
           </w:p>
         </w:tc>
@@ -1208,7 +1526,7 @@
               <w:rPr>
                 <w:rFonts w:ascii="Times New Roman" w:hAnsi="Times New Roman" w:cs="Times New Roman"/>
               </w:rPr>
-              <w:t>30%</w:t>
+              <w:t>20%</w:t>
             </w:r>
           </w:p>
         </w:tc>
@@ -1231,7 +1549,13 @@
               <w:rPr>
                 <w:rFonts w:ascii="Times New Roman" w:hAnsi="Times New Roman" w:cs="Times New Roman"/>
               </w:rPr>
-              <w:t>Responsible design and validation</w:t>
+              <w:t>V</w:t>
+            </w:r>
+            <w:r>
+              <w:rPr>
+                <w:rFonts w:ascii="Times New Roman" w:hAnsi="Times New Roman" w:cs="Times New Roman"/>
+              </w:rPr>
+              <w:t>alidation</w:t>
             </w:r>
           </w:p>
         </w:tc>
@@ -1252,7 +1576,31 @@
               <w:rPr>
                 <w:rFonts w:ascii="Times New Roman" w:hAnsi="Times New Roman" w:cs="Times New Roman"/>
               </w:rPr>
-              <w:t>The proposal identifies limitations and failure modes and offers credible checks, safeguards, and claim boundaries.</w:t>
+              <w:t xml:space="preserve">The proposal identifies limitations and offers credible </w:t>
+            </w:r>
+            <w:r>
+              <w:rPr>
+                <w:rFonts w:ascii="Times New Roman" w:hAnsi="Times New Roman" w:cs="Times New Roman"/>
+              </w:rPr>
+              <w:t xml:space="preserve">validation </w:t>
+            </w:r>
+            <w:r>
+              <w:rPr>
+                <w:rFonts w:ascii="Times New Roman" w:hAnsi="Times New Roman" w:cs="Times New Roman"/>
+              </w:rPr>
+              <w:t>checks</w:t>
+            </w:r>
+            <w:r>
+              <w:rPr>
+                <w:rFonts w:ascii="Times New Roman" w:hAnsi="Times New Roman" w:cs="Times New Roman"/>
+              </w:rPr>
+              <w:t xml:space="preserve"> (to ensure correct answers)</w:t>
+            </w:r>
+            <w:r>
+              <w:rPr>
+                <w:rFonts w:ascii="Times New Roman" w:hAnsi="Times New Roman" w:cs="Times New Roman"/>
+              </w:rPr>
+              <w:t>.</w:t>
             </w:r>
           </w:p>
         </w:tc>
@@ -1338,7 +1686,13 @@
               <w:rPr>
                 <w:rFonts w:ascii="Times New Roman" w:hAnsi="Times New Roman" w:cs="Times New Roman"/>
               </w:rPr>
-              <w:t>10%</w:t>
+              <w:t>20</w:t>
+            </w:r>
+            <w:r>
+              <w:rPr>
+                <w:rFonts w:ascii="Times New Roman" w:hAnsi="Times New Roman" w:cs="Times New Roman"/>
+              </w:rPr>
+              <w:t>%</w:t>
             </w:r>
           </w:p>
         </w:tc>
@@ -1612,7 +1966,6 @@
       </w:rPr>
       <w:t xml:space="preserve">Agentic </w:t>
     </w:r>
-    <w:proofErr w:type="spellStart"/>
     <w:r>
       <w:rPr>
         <w:rFonts w:ascii="Times New Roman" w:hAnsi="Times New Roman" w:cs="Times New Roman"/>
@@ -1623,7 +1976,6 @@
       </w:rPr>
       <w:t>GeoAI</w:t>
     </w:r>
-    <w:proofErr w:type="spellEnd"/>
     <w:r>
       <w:rPr>
         <w:rFonts w:ascii="Times New Roman" w:hAnsi="Times New Roman" w:cs="Times New Roman"/>
